--- a/cp2025-source-kktp-pai-al-quran-hadis-kelas-vii.docx
+++ b/cp2025-source-kktp-pai-al-quran-hadis-kelas-vii.docx
@@ -126,7 +126,7 @@
                 <w:szCs w:val="21"/>
                 <w:rtl w:val="0"/>
               </w:rPr>
-              <w:t xml:space="preserve">Pendidikan Agama Islam dan Budi Pekerti  •  Elemen Al-Qur'an Hadis</w:t>
+              <w:t>Pendidikan Agama Islam dan Budi Pekerti  •  Elemen Al-Qur'an hadits</w:t>
             </w:r>
             <w:r>
               <w:rPr>
@@ -308,7 +308,7 @@
                 <w:szCs w:val="19"/>
                 <w:rtl w:val="0"/>
               </w:rPr>
-              <w:t xml:space="preserve">SMP Negeri 1 Kebonagung</w:t>
+              <w:t>SMP Negeri 1 Susukan</w:t>
             </w:r>
             <w:r>
               <w:rPr>
@@ -494,7 +494,7 @@
                 <w:szCs w:val="19"/>
                 <w:rtl w:val="0"/>
               </w:rPr>
-              <w:t xml:space="preserve">Al-Qur'an Hadis</w:t>
+              <w:t>Al-Qur'an hadits</w:t>
             </w:r>
             <w:r>
               <w:rPr>
@@ -959,7 +959,7 @@
                 <w:szCs w:val="19"/>
                 <w:rtl w:val="0"/>
               </w:rPr>
-              <w:t xml:space="preserve">Membaca, menghafal, menulis, dan menjelaskan ayat Al-Qur'an tentang pentingnya iman, takwa, toleransi, cinta tanah air, semangat keilmuan, dan sabar dalam menghadapi musibah dan ujian beserta hadis terkait.</w:t>
+              <w:t>Membaca, menghafal, menulis, dan menjelaskan ayat Al-Qur'an tentang pentingnya iman, takwa, toleransi, cinta tanah air, semangat keilmuan, dan sabar dalam menghadapi musibah dan ujian beserta hadits terkait.</w:t>
             </w:r>
             <w:r>
               <w:rPr>
@@ -1052,7 +1052,7 @@
                 <w:szCs w:val="19"/>
                 <w:rtl w:val="0"/>
               </w:rPr>
-              <w:t xml:space="preserve">Memahami ayat Al-Qur'an dan hadis terkait dengan pentingnya iman dalam kehidupan seorang Muslim.</w:t>
+              <w:t>Memahami ayat Al-Qur'an dan hadits terkait dengan pentingnya iman dalam kehidupan seorang Muslim.</w:t>
             </w:r>
             <w:r>
               <w:rPr>
@@ -2538,7 +2538,7 @@
           <w:szCs w:val="21"/>
           <w:rtl w:val="0"/>
         </w:rPr>
-        <w:t xml:space="preserve">IKTP 3 — Menganalisis makna yang terkandung pada Q.S. al-Baqarah/2: 285 beserta hadis terkait dengan perilaku seorang Muslim.</w:t>
+        <w:t>IKTP 3 — Menganalisis makna yang terkandung pada Q.S. al-Baqarah/2: 285 beserta hadits terkait dengan perilaku seorang Muslim.</w:t>
       </w:r>
       <w:r>
         <w:rPr>
@@ -3100,7 +3100,7 @@
                 <w:szCs w:val="18"/>
                 <w:rtl w:val="0"/>
               </w:rPr>
-              <w:t xml:space="preserve">Mengaitkan makna ayat dengan hadis terkait tentang keimanan.</w:t>
+              <w:t>Mengaitkan makna ayat dengan hadits terkait tentang keimanan.</w:t>
             </w:r>
             <w:r>
               <w:rPr>
@@ -3290,7 +3290,7 @@
                 <w:szCs w:val="18"/>
                 <w:rtl w:val="0"/>
               </w:rPr>
-              <w:t xml:space="preserve">Menganalisis hubungan makna ayat dan hadis dengan perilaku sehari-hari seorang Muslim.</w:t>
+              <w:t>Menganalisis hubungan makna ayat dan hadits dengan perilaku sehari-hari seorang Muslim.</w:t>
             </w:r>
             <w:r>
               <w:rPr>
@@ -5013,7 +5013,7 @@
                 <w:szCs w:val="19"/>
                 <w:rtl w:val="0"/>
               </w:rPr>
-              <w:t xml:space="preserve">Murid dinyatakan mencapai Tujuan Pembelajaran “Memahami ayat Al-Qur'an dan hadis terkait dengan pentingnya iman dalam kehidupan seorang Muslim” apabila minimal </w:t>
+              <w:t>Murid dinyatakan mencapai Tujuan Pembelajaran “Memahami ayat Al-Qur'an dan hadits terkait dengan pentingnya iman dalam kehidupan seorang Muslim” apabila minimal 3 dari 4 IKTP di atas berada pada kategori tercapai/baik/memahami sesuai pendekatan masing-masing.</w:t>
             </w:r>
             <w:r>
               <w:rPr>
@@ -5027,7 +5027,6 @@
                 <w:szCs w:val="19"/>
                 <w:rtl w:val="0"/>
               </w:rPr>
-              <w:t xml:space="preserve">3 dari 4 IKTP</w:t>
             </w:r>
             <w:r>
               <w:rPr>
@@ -5041,7 +5040,6 @@
                 <w:szCs w:val="19"/>
                 <w:rtl w:val="0"/>
               </w:rPr>
-              <w:t xml:space="preserve"> di atas berada pada kategori tercapai/baik/memahami sesuai pendekatan masing-masing.</w:t>
             </w:r>
             <w:r>
               <w:rPr>
@@ -5104,302 +5102,6 @@
         </w:rPr>
       </w:r>
     </w:p>
-    <w:tbl>
-      <w:tblPr>
-        <w:tblStyle w:val="Table10"/>
-        <w:tblW w:w="9350.0" w:type="dxa"/>
-        <w:jc w:val="left"/>
-        <w:tblBorders>
-          <w:top w:color="000000" w:space="0" w:sz="4" w:val="single"/>
-          <w:left w:color="000000" w:space="0" w:sz="4" w:val="single"/>
-          <w:bottom w:color="000000" w:space="0" w:sz="4" w:val="single"/>
-          <w:right w:color="000000" w:space="0" w:sz="4" w:val="single"/>
-          <w:insideH w:color="000000" w:space="0" w:sz="4" w:val="single"/>
-          <w:insideV w:color="000000" w:space="0" w:sz="4" w:val="single"/>
-        </w:tblBorders>
-        <w:tblLayout w:type="fixed"/>
-        <w:tblLook w:val="0000"/>
-      </w:tblPr>
-      <w:tblGrid>
-        <w:gridCol w:w="4675"/>
-        <w:gridCol w:w="4675"/>
-        <w:tblGridChange w:id="0">
-          <w:tblGrid>
-            <w:gridCol w:w="4675"/>
-            <w:gridCol w:w="4675"/>
-          </w:tblGrid>
-        </w:tblGridChange>
-      </w:tblGrid>
-      <w:tr>
-        <w:trPr>
-          <w:cantSplit w:val="0"/>
-          <w:tblHeader w:val="0"/>
-        </w:trPr>
-        <w:tc>
-          <w:tcPr>
-            <w:tcBorders>
-              <w:top w:color="000000" w:space="0" w:sz="0" w:val="nil"/>
-              <w:left w:color="000000" w:space="0" w:sz="0" w:val="nil"/>
-              <w:bottom w:color="000000" w:space="0" w:sz="0" w:val="nil"/>
-              <w:right w:color="000000" w:space="0" w:sz="0" w:val="nil"/>
-            </w:tcBorders>
-          </w:tcPr>
-          <w:p>
-            <w:pPr>
-              <w:jc w:val="right"/>
-              <w:rPr/>
-            </w:pPr>
-            <w:r>
-              <w:rPr>
-                <w:rFonts w:ascii="Arial" w:cs="Arial" w:eastAsia="Arial" w:hAnsi="Arial"/>
-                <w:b w:val="0"/>
-                <w:bCs w:val="0"/>
-                <w:i w:val="0"/>
-                <w:iCs w:val="0"/>
-                <w:color w:val="222222"/>
-                <w:sz w:val="19"/>
-                <w:szCs w:val="19"/>
-                <w:rtl w:val="0"/>
-              </w:rPr>
-              <w:t xml:space="preserve">Demak, Juli 2026</w:t>
-            </w:r>
-            <w:r>
-              <w:rPr>
-                <w:rtl w:val="0"/>
-              </w:rPr>
-            </w:r>
-          </w:p>
-        </w:tc>
-        <w:tc>
-          <w:tcPr>
-            <w:tcBorders>
-              <w:top w:color="000000" w:space="0" w:sz="0" w:val="nil"/>
-              <w:left w:color="000000" w:space="0" w:sz="0" w:val="nil"/>
-              <w:bottom w:color="000000" w:space="0" w:sz="0" w:val="nil"/>
-              <w:right w:color="000000" w:space="0" w:sz="0" w:val="nil"/>
-            </w:tcBorders>
-          </w:tcPr>
-          <w:p>
-            <w:pPr>
-              <w:rPr/>
-            </w:pPr>
-            <w:r>
-              <w:rPr>
-                <w:rtl w:val="0"/>
-              </w:rPr>
-            </w:r>
-          </w:p>
-        </w:tc>
-      </w:tr>
-      <w:tr>
-        <w:trPr>
-          <w:cantSplit w:val="0"/>
-          <w:tblHeader w:val="0"/>
-        </w:trPr>
-        <w:tc>
-          <w:tcPr>
-            <w:tcBorders>
-              <w:top w:color="000000" w:space="0" w:sz="0" w:val="nil"/>
-              <w:left w:color="000000" w:space="0" w:sz="0" w:val="nil"/>
-              <w:bottom w:color="000000" w:space="0" w:sz="0" w:val="nil"/>
-              <w:right w:color="000000" w:space="0" w:sz="0" w:val="nil"/>
-            </w:tcBorders>
-          </w:tcPr>
-          <w:p>
-            <w:pPr>
-              <w:spacing w:after="20" w:before="0" w:lineRule="auto"/>
-              <w:jc w:val="left"/>
-              <w:rPr/>
-            </w:pPr>
-            <w:r>
-              <w:rPr>
-                <w:rFonts w:ascii="Arial" w:cs="Arial" w:eastAsia="Arial" w:hAnsi="Arial"/>
-                <w:b w:val="0"/>
-                <w:bCs w:val="0"/>
-                <w:i w:val="0"/>
-                <w:iCs w:val="0"/>
-                <w:color w:val="222222"/>
-                <w:sz w:val="19"/>
-                <w:szCs w:val="19"/>
-                <w:rtl w:val="0"/>
-              </w:rPr>
-              <w:t xml:space="preserve">Mengetahui,</w:t>
-            </w:r>
-            <w:r>
-              <w:rPr>
-                <w:rtl w:val="0"/>
-              </w:rPr>
-            </w:r>
-          </w:p>
-          <w:p>
-            <w:pPr>
-              <w:spacing w:after="700" w:before="0" w:lineRule="auto"/>
-              <w:jc w:val="left"/>
-              <w:rPr/>
-            </w:pPr>
-            <w:r>
-              <w:rPr>
-                <w:rFonts w:ascii="Arial" w:cs="Arial" w:eastAsia="Arial" w:hAnsi="Arial"/>
-                <w:b w:val="0"/>
-                <w:bCs w:val="0"/>
-                <w:i w:val="0"/>
-                <w:iCs w:val="0"/>
-                <w:color w:val="222222"/>
-                <w:sz w:val="19"/>
-                <w:szCs w:val="19"/>
-                <w:rtl w:val="0"/>
-              </w:rPr>
-              <w:t xml:space="preserve">Kepala SMP Negeri 1 Kebonagung,</w:t>
-            </w:r>
-            <w:r>
-              <w:rPr>
-                <w:rtl w:val="0"/>
-              </w:rPr>
-            </w:r>
-          </w:p>
-          <w:p>
-            <w:pPr>
-              <w:spacing w:after="0" w:before="0" w:lineRule="auto"/>
-              <w:jc w:val="left"/>
-              <w:rPr/>
-            </w:pPr>
-            <w:r>
-              <w:rPr>
-                <w:rFonts w:ascii="Arial" w:cs="Arial" w:eastAsia="Arial" w:hAnsi="Arial"/>
-                <w:b w:val="1"/>
-                <w:bCs w:val="1"/>
-                <w:i w:val="0"/>
-                <w:iCs w:val="0"/>
-                <w:color w:val="222222"/>
-                <w:sz w:val="19"/>
-                <w:szCs w:val="19"/>
-                <w:rtl w:val="0"/>
-              </w:rPr>
-              <w:t xml:space="preserve">Priyantono, S.Pd., M.Pd.</w:t>
-            </w:r>
-            <w:r>
-              <w:rPr>
-                <w:rtl w:val="0"/>
-              </w:rPr>
-            </w:r>
-          </w:p>
-          <w:p>
-            <w:pPr>
-              <w:spacing w:after="0" w:before="0" w:lineRule="auto"/>
-              <w:jc w:val="left"/>
-              <w:rPr/>
-            </w:pPr>
-            <w:r>
-              <w:rPr>
-                <w:rFonts w:ascii="Arial" w:cs="Arial" w:eastAsia="Arial" w:hAnsi="Arial"/>
-                <w:b w:val="0"/>
-                <w:bCs w:val="0"/>
-                <w:i w:val="0"/>
-                <w:iCs w:val="0"/>
-                <w:color w:val="222222"/>
-                <w:sz w:val="18"/>
-                <w:szCs w:val="18"/>
-                <w:rtl w:val="0"/>
-              </w:rPr>
-              <w:t xml:space="preserve">NIP. 196902251994031005</w:t>
-            </w:r>
-            <w:r>
-              <w:rPr>
-                <w:rtl w:val="0"/>
-              </w:rPr>
-            </w:r>
-          </w:p>
-        </w:tc>
-        <w:tc>
-          <w:tcPr>
-            <w:tcBorders>
-              <w:top w:color="000000" w:space="0" w:sz="0" w:val="nil"/>
-              <w:left w:color="000000" w:space="0" w:sz="0" w:val="nil"/>
-              <w:bottom w:color="000000" w:space="0" w:sz="0" w:val="nil"/>
-              <w:right w:color="000000" w:space="0" w:sz="0" w:val="nil"/>
-            </w:tcBorders>
-          </w:tcPr>
-          <w:p>
-            <w:pPr>
-              <w:spacing w:after="720" w:before="0" w:lineRule="auto"/>
-              <w:jc w:val="left"/>
-              <w:rPr/>
-            </w:pPr>
-            <w:r>
-              <w:rPr>
-                <w:rFonts w:ascii="Arial" w:cs="Arial" w:eastAsia="Arial" w:hAnsi="Arial"/>
-                <w:b w:val="0"/>
-                <w:bCs w:val="0"/>
-                <w:i w:val="0"/>
-                <w:iCs w:val="0"/>
-                <w:color w:val="222222"/>
-                <w:sz w:val="19"/>
-                <w:szCs w:val="19"/>
-                <w:rtl w:val="0"/>
-              </w:rPr>
-              <w:t xml:space="preserve">Guru Mata Pelajaran PAI dan Budi Pekerti,</w:t>
-            </w:r>
-            <w:r>
-              <w:rPr>
-                <w:rtl w:val="0"/>
-              </w:rPr>
-            </w:r>
-          </w:p>
-          <w:p>
-            <w:pPr>
-              <w:spacing w:after="0" w:before="0" w:lineRule="auto"/>
-              <w:jc w:val="left"/>
-              <w:rPr/>
-            </w:pPr>
-            <w:r>
-              <w:rPr>
-                <w:rFonts w:ascii="Arial" w:cs="Arial" w:eastAsia="Arial" w:hAnsi="Arial"/>
-                <w:b w:val="1"/>
-                <w:bCs w:val="1"/>
-                <w:i w:val="0"/>
-                <w:iCs w:val="0"/>
-                <w:color w:val="222222"/>
-                <w:sz w:val="19"/>
-                <w:szCs w:val="19"/>
-                <w:rtl w:val="0"/>
-              </w:rPr>
-              <w:t xml:space="preserve">Syaekudin, S.Ag., M.Pd.I.</w:t>
-            </w:r>
-            <w:r>
-              <w:rPr>
-                <w:rtl w:val="0"/>
-              </w:rPr>
-            </w:r>
-          </w:p>
-          <w:p>
-            <w:pPr>
-              <w:spacing w:after="0" w:before="0" w:lineRule="auto"/>
-              <w:jc w:val="left"/>
-              <w:rPr/>
-            </w:pPr>
-            <w:r>
-              <w:rPr>
-                <w:rFonts w:ascii="Arial" w:cs="Arial" w:eastAsia="Arial" w:hAnsi="Arial"/>
-                <w:b w:val="0"/>
-                <w:bCs w:val="0"/>
-                <w:i w:val="0"/>
-                <w:iCs w:val="0"/>
-                <w:color w:val="222222"/>
-                <w:sz w:val="18"/>
-                <w:szCs w:val="18"/>
-                <w:rtl w:val="0"/>
-              </w:rPr>
-              <w:t xml:space="preserve">NIP. 197209052005011004</w:t>
-            </w:r>
-            <w:r>
-              <w:rPr>
-                <w:rtl w:val="0"/>
-              </w:rPr>
-            </w:r>
-          </w:p>
-        </w:tc>
-      </w:tr>
-    </w:tbl>
     <w:p>
       <w:pPr>
         <w:keepNext w:val="0"/>
@@ -5427,6 +5129,7 @@
     </w:p>
     <w:sectPr>
       <w:footerReference r:id="rId6" w:type="default"/>
+      <w:headerReference w:type="default" r:id="rId7"/>
       <w:pgSz w:h="15840" w:w="12240" w:orient="portrait"/>
       <w:pgMar w:bottom="900" w:top="900" w:left="900" w:right="900" w:header="708" w:footer="708"/>
       <w:pgNumType w:start="1"/>
@@ -5450,7 +5153,7 @@
         <w:szCs w:val="15"/>
         <w:rtl w:val="0"/>
       </w:rPr>
-      <w:t xml:space="preserve">KKTP PAI dan Budi Pekerti — Elemen Al-Qur'an Hadis — Kelas VII</w:t>
+      <w:t>KKTP PAI dan Budi Pekerti — Elemen Al-Qur'an hadits — Kelas VII</w:t>
     </w:r>
     <w:r>
       <w:rPr>
@@ -5459,6 +5162,16 @@
     </w:r>
   </w:p>
 </w:ftr>
+</file>
+
+<file path=word/header1.xml><?xml version="1.0" encoding="utf-8"?>
+<w:hdr xmlns:m="http://schemas.openxmlformats.org/officeDocument/2006/math" xmlns:mc="http://schemas.openxmlformats.org/markup-compatibility/2006" xmlns:mo="http://schemas.microsoft.com/office/mac/office/2008/main" xmlns:mv="urn:schemas-microsoft-com:mac:vml" xmlns:o="urn:schemas-microsoft-com:office:office" xmlns:r="http://schemas.openxmlformats.org/officeDocument/2006/relationships" xmlns:v="urn:schemas-microsoft-com:vml" xmlns:w10="urn:schemas-microsoft-com:office:word" xmlns:w14="http://schemas.microsoft.com/office/word/2010/wordml" xmlns:w="http://schemas.openxmlformats.org/wordprocessingml/2006/main" xmlns:wne="http://schemas.microsoft.com/office/word/2006/wordml" xmlns:wp14="http://schemas.microsoft.com/office/word/2010/wordprocessingDrawing" xmlns:wp="http://schemas.openxmlformats.org/drawingml/2006/wordprocessingDrawing" xmlns:wpc="http://schemas.microsoft.com/office/word/2010/wordprocessingCanvas" xmlns:wpg="http://schemas.microsoft.com/office/word/2010/wordprocessingGroup" xmlns:wpi="http://schemas.microsoft.com/office/word/2010/wordprocessingInk" xmlns:wps="http://schemas.microsoft.com/office/word/2010/wordprocessingShape" mc:Ignorable="w14 wp14">
+  <w:p>
+    <w:pPr>
+      <w:pStyle w:val="Header"/>
+    </w:pPr>
+  </w:p>
+</w:hdr>
 </file>
 
 <file path=word/numbering.xml><?xml version="1.0" encoding="utf-8"?>
